--- a/Digital_Services_Cross_Surface_Map_2026-06-03.docx
+++ b/Digital_Services_Cross_Surface_Map_2026-06-03.docx
@@ -1419,6 +1419,56 @@
             <w:r>
               <w:t xml:space="preserve">(fixes the Paparazzi / LED Background / Invitation Bundle drift).</w:t>
             </w:r>
+            <w:r>
+              <w:t xml:space="preserve"> </w:t>
+            </w:r>
+            <w:r>
+              <w:rPr>
+                <w:b/>
+                <w:bCs/>
+              </w:rPr>
+              <w:t xml:space="preserve">Choice-driven (owner-locked 2026-06-03):</w:t>
+            </w:r>
+            <w:r>
+              <w:t xml:space="preserve"> </w:t>
+            </w:r>
+            <w:r>
+              <w:t xml:space="preserve">a Setnayan service is</w:t>
+            </w:r>
+            <w:r>
+              <w:t xml:space="preserve"> </w:t>
+            </w:r>
+            <w:r>
+              <w:rPr>
+                <w:b/>
+                <w:bCs/>
+              </w:rPr>
+              <w:t xml:space="preserve">pre-added IFF its category was chosen in onboarding</w:t>
+            </w:r>
+            <w:r>
+              <w:t xml:space="preserve">; unchosen → hidden (still reachable via</w:t>
+            </w:r>
+            <w:r>
+              <w:t xml:space="preserve"> </w:t>
+            </w:r>
+            <w:r>
+              <w:t xml:space="preserve">“add more”</w:t>
+            </w:r>
+            <w:r>
+              <w:t xml:space="preserve">). Extends the</w:t>
+            </w:r>
+            <w:r>
+              <w:t xml:space="preserve"> </w:t>
+            </w:r>
+            <w:r>
+              <w:t xml:space="preserve">“only picked categories show”</w:t>
+            </w:r>
+            <w:r>
+              <w:t xml:space="preserve"> </w:t>
+            </w:r>
+            <w:r>
+              <w:t xml:space="preserve">rule from vendors to first-party services.</w:t>
+            </w:r>
           </w:p>
         </w:tc>
       </w:tr>
@@ -1851,6 +1901,192 @@
       </w:r>
       <w:r>
         <w:t xml:space="preserve">§2.)</w:t>
+      </w:r>
+    </w:p>
+    <w:p>
+      <w:pPr>
+        <w:pStyle w:val="BodyText"/>
+      </w:pPr>
+      <w:r>
+        <w:rPr>
+          <w:b/>
+          <w:bCs/>
+        </w:rPr>
+        <w:t xml:space="preserve">How Setnayan’s first-party services are populated (owner-locked 2026-06-03).</w:t>
+      </w:r>
+      <w:r>
+        <w:t xml:space="preserve"> </w:t>
+      </w:r>
+      <w:r>
+        <w:t xml:space="preserve">Setnayan’s</w:t>
+      </w:r>
+      <w:r>
+        <w:t xml:space="preserve"> </w:t>
+      </w:r>
+      <w:r>
+        <w:rPr>
+          <w:b/>
+          <w:bCs/>
+        </w:rPr>
+        <w:t xml:space="preserve">main internal account operates its own first-party vendor account</w:t>
+      </w:r>
+      <w:r>
+        <w:t xml:space="preserve"> </w:t>
+      </w:r>
+      <w:r>
+        <w:t xml:space="preserve">— the Setnayan services (Papic · Panood · Pakanta · Pailaw · Animated Monogram · Pro Website · Live Venue Photo Wall · Patiktok · Pabati · …) are</w:t>
+      </w:r>
+      <w:r>
+        <w:t xml:space="preserve"> </w:t>
+      </w:r>
+      <w:r>
+        <w:rPr>
+          <w:b/>
+          <w:bCs/>
+        </w:rPr>
+        <w:t xml:space="preserve">vendor listings under that account</w:t>
+      </w:r>
+      <w:r>
+        <w:t xml:space="preserve">, managed via the normal vendor dashboard (0022) and tagged to their canonical category (the</w:t>
+      </w:r>
+      <w:r>
+        <w:t xml:space="preserve"> </w:t>
+      </w:r>
+      <w:r>
+        <w:rPr>
+          <w:rStyle w:val="VerbatimChar"/>
+        </w:rPr>
+        <w:t xml:space="preserve">setnayan: true</w:t>
+      </w:r>
+      <w:r>
+        <w:t xml:space="preserve"> </w:t>
+      </w:r>
+      <w:r>
+        <w:t xml:space="preserve">canonicals in</w:t>
+      </w:r>
+      <w:r>
+        <w:t xml:space="preserve"> </w:t>
+      </w:r>
+      <w:r>
+        <w:rPr>
+          <w:rStyle w:val="VerbatimChar"/>
+        </w:rPr>
+        <w:t xml:space="preserve">taxonomy.ts</w:t>
+      </w:r>
+      <w:r>
+        <w:t xml:space="preserve">). They surface like any vendor’s listings but</w:t>
+      </w:r>
+      <w:r>
+        <w:t xml:space="preserve"> </w:t>
+      </w:r>
+      <w:r>
+        <w:rPr>
+          <w:b/>
+          <w:bCs/>
+        </w:rPr>
+        <w:t xml:space="preserve">float to the top</w:t>
+      </w:r>
+      <w:r>
+        <w:t xml:space="preserve"> </w:t>
+      </w:r>
+      <w:r>
+        <w:t xml:space="preserve">of every category they appear in (</w:t>
+      </w:r>
+      <w:r>
+        <w:rPr>
+          <w:rStyle w:val="VerbatimChar"/>
+        </w:rPr>
+        <w:t xml:space="preserve">is_setnayan_service</w:t>
+      </w:r>
+      <w:r>
+        <w:t xml:space="preserve"> </w:t>
+      </w:r>
+      <w:r>
+        <w:t xml:space="preserve">on the</w:t>
+      </w:r>
+      <w:r>
+        <w:t xml:space="preserve"> </w:t>
+      </w:r>
+      <w:r>
+        <w:rPr>
+          <w:rStyle w:val="VerbatimChar"/>
+        </w:rPr>
+        <w:t xml:space="preserve">vendor_market_stats</w:t>
+      </w:r>
+      <w:r>
+        <w:t xml:space="preserve"> </w:t>
+      </w:r>
+      <w:r>
+        <w:t xml:space="preserve">view · owner directive 2026-05-22</w:t>
+      </w:r>
+      <w:r>
+        <w:t xml:space="preserve"> </w:t>
+      </w:r>
+      <w:r>
+        <w:rPr>
+          <w:i/>
+          <w:iCs/>
+        </w:rPr>
+        <w:t xml:space="preserve">“Setnayan will always be on top of all services when there is a service of setnayan”</w:t>
+      </w:r>
+      <w:r>
+        <w:t xml:space="preserve">).</w:t>
+      </w:r>
+      <w:r>
+        <w:t xml:space="preserve"> </w:t>
+      </w:r>
+      <w:r>
+        <w:rPr>
+          <w:b/>
+          <w:bCs/>
+        </w:rPr>
+        <w:t xml:space="preserve">Implication for the customer Services tab:</w:t>
+      </w:r>
+      <w:r>
+        <w:t xml:space="preserve"> </w:t>
+      </w:r>
+      <w:r>
+        <w:t xml:space="preserve">the choice-driven pre-add list should be</w:t>
+      </w:r>
+      <w:r>
+        <w:t xml:space="preserve"> </w:t>
+      </w:r>
+      <w:r>
+        <w:rPr>
+          <w:b/>
+          <w:bCs/>
+        </w:rPr>
+        <w:t xml:space="preserve">sourced from the Setnayan vendor account’s listings for the couple’s chosen categories</w:t>
+      </w:r>
+      <w:r>
+        <w:t xml:space="preserve"> </w:t>
+      </w:r>
+      <w:r>
+        <w:t xml:space="preserve">— converging the in-app</w:t>
+      </w:r>
+      <w:r>
+        <w:t xml:space="preserve"> </w:t>
+      </w:r>
+      <w:r>
+        <w:rPr>
+          <w:rStyle w:val="VerbatimChar"/>
+        </w:rPr>
+        <w:t xml:space="preserve">ADD_ONS</w:t>
+      </w:r>
+      <w:r>
+        <w:t xml:space="preserve"> </w:t>
+      </w:r>
+      <w:r>
+        <w:t xml:space="preserve">launcher (</w:t>
+      </w:r>
+      <w:r>
+        <w:rPr>
+          <w:rStyle w:val="VerbatimChar"/>
+        </w:rPr>
+        <w:t xml:space="preserve">vendors/_components/in-app-services-section.tsx</w:t>
+      </w:r>
+      <w:r>
+        <w:t xml:space="preserve">) with the same vendor model the marketplace uses, rather than a hardcoded SKU list.</w:t>
       </w:r>
     </w:p>
     <w:p>
@@ -2178,37 +2414,16 @@
       </w:r>
       <w:r>
         <w:rPr>
-          <w:rStyle w:val="VerbatimChar"/>
-        </w:rPr>
-        <w:t xml:space="preserve">service_catalog</w:t>
-      </w:r>
-      <w:r>
-        <w:t xml:space="preserve"> </w:t>
-      </w:r>
-      <w:r>
-        <w:t xml:space="preserve">seed (</w:t>
-      </w:r>
-      <w:r>
-        <w:rPr>
-          <w:rStyle w:val="VerbatimChar"/>
-        </w:rPr>
-        <w:t xml:space="preserve">0034</w:t>
-      </w:r>
-      <w:r>
-        <w:t xml:space="preserve">) —</w:t>
-      </w:r>
-      <w:r>
-        <w:t xml:space="preserve"> </w:t>
-      </w:r>
-      <w:r>
-        <w:rPr>
           <w:b/>
           <w:bCs/>
         </w:rPr>
-        <w:t xml:space="preserve">Pakanta · Pro Website · Live Venue Photo Wall have NO SKU rows yet</w:t>
-      </w:r>
-      <w:r>
-        <w:t xml:space="preserve">; Animated Monogram’s</w:t>
+        <w:t xml:space="preserve">SKU catalog — all 5 already exist</w:t>
+      </w:r>
+      <w:r>
+        <w:t xml:space="preserve"> </w:t>
+      </w:r>
+      <w:r>
+        <w:t xml:space="preserve">in</w:t>
       </w:r>
       <w:r>
         <w:t xml:space="preserve"> </w:t>
@@ -2217,25 +2432,132 @@
         <w:rPr>
           <w:rStyle w:val="VerbatimChar"/>
         </w:rPr>
-        <w:t xml:space="preserve">category</w:t>
-      </w:r>
-      <w:r>
-        <w:t xml:space="preserve"> </w:t>
-      </w:r>
-      <w:r>
-        <w:t xml:space="preserve">should move</w:t>
-      </w:r>
-      <w:r>
-        <w:t xml:space="preserve"> </w:t>
+        <w:t xml:space="preserve">platform_retail_catalog_v2</w:t>
+      </w:r>
+      <w:r>
+        <w:t xml:space="preserve"> </w:t>
+      </w:r>
+      <w:r>
+        <w:t xml:space="preserve">(the V2 retail catalog · flat · no category column · prices owner-locked):</w:t>
+      </w:r>
+      <w:r>
+        <w:t xml:space="preserve"> </w:t>
+      </w:r>
+      <w:r>
+        <w:rPr>
+          <w:b/>
+          <w:bCs/>
+        </w:rPr>
+        <w:t xml:space="preserve">Animated Monogram ₱2,499 · Pro Website ₱2,999 · Live Venue Photo Wall (</w:t>
       </w:r>
       <w:r>
         <w:rPr>
           <w:rStyle w:val="VerbatimChar"/>
-        </w:rPr>
-        <w:t xml:space="preserve">monogram → digital_services</w:t>
-      </w:r>
-      <w:r>
-        <w:t xml:space="preserve">; Pailaw needs an explicit SKU. Admin can’t price what isn’t seeded.</w:t>
+          <w:b/>
+          <w:bCs/>
+        </w:rPr>
+        <w:t xml:space="preserve">LIVE_WALL</w:t>
+      </w:r>
+      <w:r>
+        <w:rPr>
+          <w:b/>
+          <w:bCs/>
+        </w:rPr>
+        <w:t xml:space="preserve">) ₱3,499 · Pakanta ₱3,499 · Pailaw / Live Background (</w:t>
+      </w:r>
+      <w:r>
+        <w:rPr>
+          <w:rStyle w:val="VerbatimChar"/>
+          <w:b/>
+          <w:bCs/>
+        </w:rPr>
+        <w:t xml:space="preserve">LIVE_BACKGROUND</w:t>
+      </w:r>
+      <w:r>
+        <w:rPr>
+          <w:b/>
+          <w:bCs/>
+        </w:rPr>
+        <w:t xml:space="preserve">) ₱2,499</w:t>
+      </w:r>
+      <w:r>
+        <w:t xml:space="preserve"> </w:t>
+      </w:r>
+      <w:r>
+        <w:t xml:space="preserve">(</w:t>
+      </w:r>
+      <w:r>
+        <w:t xml:space="preserve">“LED Wall Design Background with Monogram”</w:t>
+      </w:r>
+      <w:r>
+        <w:t xml:space="preserve"> </w:t>
+      </w:r>
+      <w:r>
+        <w:t xml:space="preserve">· split from the combined Live Wall row on the 2026-07-01 pricing pass).</w:t>
+      </w:r>
+      <w:r>
+        <w:t xml:space="preserve"> </w:t>
+      </w:r>
+      <w:r>
+        <w:rPr>
+          <w:b/>
+          <w:bCs/>
+        </w:rPr>
+        <w:t xml:space="preserve">No seed needed.</w:t>
+      </w:r>
+      <w:r>
+        <w:t xml:space="preserve"> </w:t>
+      </w:r>
+      <w:r>
+        <w:rPr>
+          <w:i/>
+          <w:iCs/>
+        </w:rPr>
+        <w:t xml:space="preserve">(Correction 2026-06-03: an earlier draft of this doc wrongly flagged these as missing — they were added after the original V2 seed, in</w:t>
+      </w:r>
+      <w:r>
+        <w:rPr>
+          <w:i/>
+          <w:iCs/>
+        </w:rPr>
+        <w:t xml:space="preserve"> </w:t>
+      </w:r>
+      <w:r>
+        <w:rPr>
+          <w:rStyle w:val="VerbatimChar"/>
+          <w:i/>
+          <w:iCs/>
+        </w:rPr>
+        <w:t xml:space="preserve">20260701…_v2_pricing_screenshot_v3_alignment.sql</w:t>
+      </w:r>
+      <w:r>
+        <w:rPr>
+          <w:i/>
+          <w:iCs/>
+        </w:rPr>
+        <w:t xml:space="preserve">.)</w:t>
+      </w:r>
+      <w:r>
+        <w:t xml:space="preserve"> </w:t>
+      </w:r>
+      <w:r>
+        <w:t xml:space="preserve">The 0005 prototype’s per-render pricing (₱249–₱899) is</w:t>
+      </w:r>
+      <w:r>
+        <w:t xml:space="preserve"> </w:t>
+      </w:r>
+      <w:r>
+        <w:rPr>
+          <w:b/>
+          <w:bCs/>
+        </w:rPr>
+        <w:t xml:space="preserve">stale</w:t>
+      </w:r>
+      <w:r>
+        <w:t xml:space="preserve"> </w:t>
+      </w:r>
+      <w:r>
+        <w:t xml:space="preserve">vs the locked flat ₱2,499.</w:t>
       </w:r>
     </w:p>
     <w:p>

--- a/Digital_Services_Cross_Surface_Map_2026-06-03.docx
+++ b/Digital_Services_Cross_Surface_Map_2026-06-03.docx
@@ -2558,6 +2558,118 @@
       </w:r>
       <w:r>
         <w:t xml:space="preserve">vs the locked flat ₱2,499.</w:t>
+      </w:r>
+      <w:r>
+        <w:t xml:space="preserve"> </w:t>
+      </w:r>
+      <w:r>
+        <w:t xml:space="preserve">-</w:t>
+      </w:r>
+      <w:r>
+        <w:t xml:space="preserve"> </w:t>
+      </w:r>
+      <w:r>
+        <w:rPr>
+          <w:b/>
+          <w:bCs/>
+        </w:rPr>
+        <w:t xml:space="preserve">✅ Presentation step SHIPPED 2026-06-04 (PR #880).</w:t>
+      </w:r>
+      <w:r>
+        <w:t xml:space="preserve"> </w:t>
+      </w:r>
+      <w:r>
+        <w:t xml:space="preserve">In-app services now nest INSIDE their category rails on the couple Services tab (✦ Setnayan cards, float-to-top) — Papic / Panood / Save-the-Date → Photography &amp; Video · Patiktok → Photobooth · LED (Pailaw) → LED Background · Animated Monogram → a synthetic</w:t>
+      </w:r>
+      <w:r>
+        <w:t xml:space="preserve"> </w:t>
+      </w:r>
+      <w:r>
+        <w:rPr>
+          <w:b/>
+          <w:bCs/>
+        </w:rPr>
+        <w:t xml:space="preserve">Design › Digital Services</w:t>
+      </w:r>
+      <w:r>
+        <w:t xml:space="preserve"> </w:t>
+      </w:r>
+      <w:r>
+        <w:t xml:space="preserve">rail — sourced from the existing</w:t>
+      </w:r>
+      <w:r>
+        <w:t xml:space="preserve"> </w:t>
+      </w:r>
+      <w:r>
+        <w:rPr>
+          <w:rStyle w:val="VerbatimChar"/>
+        </w:rPr>
+        <w:t xml:space="preserve">apps/web/lib/add-ons-catalog.ts</w:t>
+      </w:r>
+      <w:r>
+        <w:t xml:space="preserve"> </w:t>
+      </w:r>
+      <w:r>
+        <w:t xml:space="preserve">(a single</w:t>
+      </w:r>
+      <w:r>
+        <w:t xml:space="preserve"> </w:t>
+      </w:r>
+      <w:r>
+        <w:rPr>
+          <w:rStyle w:val="VerbatimChar"/>
+        </w:rPr>
+        <w:t xml:space="preserve">category</w:t>
+      </w:r>
+      <w:r>
+        <w:t xml:space="preserve"> </w:t>
+      </w:r>
+      <w:r>
+        <w:t xml:space="preserve">field drives placement). The standalone launcher grid was retired; non-category tools (Orders · Playlist · Custom QR · Photo Delivery · Paprint · Indoor Blueprint) moved to a compact</w:t>
+      </w:r>
+      <w:r>
+        <w:t xml:space="preserve"> </w:t>
+      </w:r>
+      <w:r>
+        <w:t xml:space="preserve">“Tools &amp; extras”</w:t>
+      </w:r>
+      <w:r>
+        <w:t xml:space="preserve"> </w:t>
+      </w:r>
+      <w:r>
+        <w:t xml:space="preserve">strip.</w:t>
+      </w:r>
+      <w:r>
+        <w:t xml:space="preserve"> </w:t>
+      </w:r>
+      <w:r>
+        <w:rPr>
+          <w:b/>
+          <w:bCs/>
+        </w:rPr>
+        <w:t xml:space="preserve">Still pending → the §3 end-state:</w:t>
+      </w:r>
+      <w:r>
+        <w:t xml:space="preserve"> </w:t>
+      </w:r>
+      <w:r>
+        <w:t xml:space="preserve">source the list from the real Setnayan first-party vendor account + choice-driven pre-add on category selection (retiring the hardcoded catalog), and add</w:t>
+      </w:r>
+      <w:r>
+        <w:t xml:space="preserve"> </w:t>
+      </w:r>
+      <w:r>
+        <w:rPr>
+          <w:b/>
+          <w:bCs/>
+        </w:rPr>
+        <w:t xml:space="preserve">Pakanta · Pro Website · Live Venue Photo Wall</w:t>
+      </w:r>
+      <w:r>
+        <w:t xml:space="preserve"> </w:t>
+      </w:r>
+      <w:r>
+        <w:t xml:space="preserve">to the catalog with setup routes (only the coming-soon Animated Monogram lives in the Digital Services rail today).</w:t>
       </w:r>
     </w:p>
     <w:p>
